--- a/state-vignettes/new_york_highway_report.docx
+++ b/state-vignettes/new_york_highway_report.docx
@@ -10,12 +10,12 @@
         <w:rPr>
           <w:color w:val="FF5500"/>
         </w:rPr>
-        <w:t>New York Ranks 47th in the Nation in Highway Performance and Cost-Effectiveness</w:t>
+        <w:t>New York Ranks 46th in the Nation in Highway Performance and Cost-Effectiveness</w:t>
       </w:r>
     </w:p>
     <w:p>
       <w:r>
-        <w:t>New York’s highway system ranks 47th in the nation in overall cost-effectiveness and condition.</w:t>
+        <w:t>New York’s highway system ranks 46th in the nation in overall cost-effectiveness and condition.</w:t>
       </w:r>
     </w:p>
     <w:p>
@@ -25,42 +25,42 @@
     </w:p>
     <w:p>
       <w:r>
-        <w:t>In safety and condition categories, New York’s highways rank 47th in urban Interstate pavement condition, 37th in rural Interstate pavement condition, 47th in urban arterial pavement condition, 28th in rural arterial pavement condition, 39th in structurally deficient bridges, 17th in urban fatality rate, and 12th in rural fatality rate.</w:t>
+        <w:t>In safety and condition categories, New York’s highways rank 48th in urban Interstate pavement condition, 33rd in rural Interstate pavement condition, 47th in urban arterial pavement condition, 27th in rural arterial pavement condition, 41st in structurally deficient bridges, 18th in urban fatality rate, and 4th in rural fatality rate.</w:t>
       </w:r>
     </w:p>
     <w:p>
       <w:r>
-        <w:t>New York ranks 48th out of the 50 states in traffic congestion, and its drivers spend 61.62 hours a year stuck in traffic congestion.</w:t>
+        <w:t>New York ranks 48th out of the 50 states in traffic congestion, and its drivers spend 61.57 hours a year stuck in traffic congestion.</w:t>
       </w:r>
     </w:p>
     <w:p>
       <w:r>
-        <w:t>In spending and cost-effectiveness, New York ranks 45th in capital and bridge disbursements, which are the costs of building new roads and bridges and widening existing ones. New York ranks 46th in maintenance spending, such as the costs of repaving roads and filling in potholes. New York’s administrative disbursements, including office spending that doesn’t make its way to roads, rank 43rd nationwide.</w:t>
+        <w:t>In spending and cost-effectiveness, New York ranks 31st in capital and bridge disbursements, which are the costs of building new roads and bridges and widening existing ones. New York ranks 48th in maintenance spending, such as the costs of repaving roads and filling in potholes. New York’s administrative disbursements, including office spending that doesn’t make its way to roads, rank 38th nationwide.</w:t>
       </w:r>
     </w:p>
     <w:p>
       <w:r>
-        <w:t>Compared to last year, New York has the following notable changes in rankings: Rural Fatality Rate worsened by 8 points, from 4 to 12; Rural Interstate Pavement Condition improved by 5.0 points, from 42 to 37; Other Disbursements worsened by 8 points, from 41 to 49.</w:t>
+        <w:t>Compared to last year, New York has the following notable changes in rankings: Capital &amp; Bridge Disbursements improved by 14 points, from 45 to 31; Administrative Disbursements improved by 5 points, from 43 to 38; Rural Fatality Rate improved by 8 points, from 12 to 4; Other Fatality Rate worsened by 6 points, from 9 to 15.</w:t>
       </w:r>
     </w:p>
     <w:p>
       <w:r>
-        <w:t>Compared to neighboring and nearby states, New York’s overall highway performance is worse than Vermont (38th), Pennsylvania (36th), Connecticut (7th), and New Jersey (40th).</w:t>
+        <w:t>Compared to neighboring and nearby states, New York’s overall highway performance is worse than Vermont (40th), Pennsylvania (35th), Connecticut (9th), and New Jersey (41st).</w:t>
       </w:r>
     </w:p>
     <w:p>
       <w:r>
-        <w:t>Comparing its overall performance to similarly populated states, New York ranks worse than Florida (14th) and Pennsylvania (36th).</w:t>
+        <w:t>Comparing its overall performance to similarly populated states, New York ranks worse than Florida (10th) and Pennsylvania (35th).</w:t>
       </w:r>
     </w:p>
     <w:p>
       <w:r>
-        <w:t>New York’s highway system ranks 47th out of 50 states overall this year, compared to 45th last year.</w:t>
+        <w:t>New York’s highway system ranks 46th out of 50 states overall this year, compared to 47th last year.</w:t>
       </w:r>
     </w:p>
     <w:p>
       <w:r>
-        <w:t>“In terms of improving in the road condition and performance categories, New York should focus on reducing Other Disbursements and Urbanized Area Congestion. New York’s rank of 49th in Other Disbursements makes it one of the worst in the nation for this safety metric,” said Baruch Feigenbaum, lead author of the 29th Annual Highway Report and senior managing director of transportation policy at Reason Foundation.</w:t>
+        <w:t>“In terms of improving in the road condition and performance categories, New York should focus on reducing Maintenance Disbursements and Other Disbursements. New York’s rank of 48th in Maintenance Disbursements makes it one of the worst in the nation for this safety metric,” said Baruch Feigenbaum, lead author of the 30th Annual Highway Report and senior managing director of transportation policy at Reason Foundation.</w:t>
       </w:r>
     </w:p>
     <w:p>
@@ -70,7 +70,7 @@
           <w:color w:val="FF5500"/>
           <w:sz w:val="28"/>
         </w:rPr>
-        <w:t>NEW YORK’S RANKINGS IN THE 29TH ANNUAL HIGHWAY REPORT</w:t>
+        <w:t>NEW YORK’S RANKINGS IN THE 30TH ANNUAL HIGHWAY REPORT</w:t>
       </w:r>
     </w:p>
     <w:tbl>
@@ -148,7 +148,7 @@
               <w:rPr>
                 <w:sz w:val="20"/>
               </w:rPr>
-              <w:t>47</w:t>
+              <w:t>46</w:t>
             </w:r>
           </w:p>
         </w:tc>
@@ -179,7 +179,7 @@
               <w:rPr>
                 <w:sz w:val="20"/>
               </w:rPr>
-              <w:t>45</w:t>
+              <w:t>31</w:t>
             </w:r>
           </w:p>
         </w:tc>
@@ -212,7 +212,7 @@
               <w:rPr>
                 <w:sz w:val="20"/>
               </w:rPr>
-              <w:t>46</w:t>
+              <w:t>48</w:t>
             </w:r>
           </w:p>
         </w:tc>
@@ -243,7 +243,7 @@
               <w:rPr>
                 <w:sz w:val="20"/>
               </w:rPr>
-              <w:t>43</w:t>
+              <w:t>38</w:t>
             </w:r>
           </w:p>
         </w:tc>
@@ -276,7 +276,7 @@
               <w:rPr>
                 <w:sz w:val="20"/>
               </w:rPr>
-              <w:t>49</w:t>
+              <w:t>48</w:t>
             </w:r>
           </w:p>
         </w:tc>
@@ -307,7 +307,7 @@
               <w:rPr>
                 <w:sz w:val="20"/>
               </w:rPr>
-              <w:t>37</w:t>
+              <w:t>33</w:t>
             </w:r>
           </w:p>
         </w:tc>
@@ -340,7 +340,7 @@
               <w:rPr>
                 <w:sz w:val="20"/>
               </w:rPr>
-              <w:t>28</w:t>
+              <w:t>27</w:t>
             </w:r>
           </w:p>
         </w:tc>
@@ -371,7 +371,7 @@
               <w:rPr>
                 <w:sz w:val="20"/>
               </w:rPr>
-              <w:t>47</w:t>
+              <w:t>48</w:t>
             </w:r>
           </w:p>
         </w:tc>
@@ -468,7 +468,7 @@
               <w:rPr>
                 <w:sz w:val="20"/>
               </w:rPr>
-              <w:t>39</w:t>
+              <w:t>41</w:t>
             </w:r>
           </w:p>
         </w:tc>
@@ -499,7 +499,7 @@
               <w:rPr>
                 <w:sz w:val="20"/>
               </w:rPr>
-              <w:t>12</w:t>
+              <w:t>4</w:t>
             </w:r>
           </w:p>
         </w:tc>
@@ -532,7 +532,7 @@
               <w:rPr>
                 <w:sz w:val="20"/>
               </w:rPr>
-              <w:t>17</w:t>
+              <w:t>18</w:t>
             </w:r>
           </w:p>
         </w:tc>
@@ -563,7 +563,7 @@
               <w:rPr>
                 <w:sz w:val="20"/>
               </w:rPr>
-              <w:t>9</w:t>
+              <w:t>15</w:t>
             </w:r>
           </w:p>
         </w:tc>
@@ -572,12 +572,12 @@
     <w:p>
       <w:r>
         <w:br/>
-        <w:t>Reason Foundation’s 29th Annual Highway Report measures the condition and cost- effectiveness of state-controlled highways in 13 categories, including pavement and bridge conditions, traffic fatalities, and spending. In the performance categories, ranking first implies the state has the best or lowest fatality rate and its road pavement is in the best condition. A ranking of 50th in performance categories means the state has the worst fatality rates or pavement conditions. In simplified terms, in the cost-effectiveness categories, a rank of 50 means the state spends more money, and a first-place ranking means the state spends less money than other states in that category.</w:t>
+        <w:t>Reason Foundation’s 30th Annual Highway Report measures the condition and cost-effectiveness of state-controlled highways in 13 categories, including pavement and bridge conditions, traffic fatalities, and spending. In the performance categories, ranking first implies the state has the best or lowest fatality rate and its road pavement is in the best condition. A ranking of 50th in performance categories means the state has the worst fatality rates or pavement conditions. In simplified terms, in the cost-effectiveness categories, a rank of 50 means the state spends more money, and a first-place ranking means the state spends less money than other states in that category.</w:t>
       </w:r>
     </w:p>
     <w:p>
       <w:r>
-        <w:t>The report’s data are primarily information each state directly reported to the Federal Highway Administration for 2023. Better Roads and Bridges provides the deficient bridge data, and INRIX.com provides the traffic congestion data.</w:t>
+        <w:t>The report’s data are primarily information each state directly reported to the Federal Highway Administration for 2024. Better Roads and Bridges provides the deficient bridge data, and INRIX.com provides the traffic congestion data.</w:t>
       </w:r>
     </w:p>
     <w:sectPr>
